--- a/MODULO_OPTATIVO_CLOUD/TEMA-02/RESUMEN-CLO-T02.docx
+++ b/MODULO_OPTATIVO_CLOUD/TEMA-02/RESUMEN-CLO-T02.docx
@@ -2,6 +2,1180 @@
 <file path=word/document.xml><?xml version="1.0" encoding="utf-8"?>
 <w:document xmlns:wpc="http://schemas.microsoft.com/office/word/2010/wordprocessingCanvas" xmlns:cx="http://schemas.microsoft.com/office/drawing/2014/chartex" xmlns:cx1="http://schemas.microsoft.com/office/drawing/2015/9/8/chartex" xmlns:cx2="http://schemas.microsoft.com/office/drawing/2015/10/21/chartex" xmlns:cx3="http://schemas.microsoft.com/office/drawing/2016/5/9/chartex" xmlns:cx4="http://schemas.microsoft.com/office/drawing/2016/5/10/chartex" xmlns:cx5="http://schemas.microsoft.com/office/drawing/2016/5/11/chartex" xmlns:cx6="http://schemas.microsoft.com/office/drawing/2016/5/12/chartex" xmlns:cx7="http://schemas.microsoft.com/office/drawing/2016/5/13/chartex" xmlns:cx8="http://schemas.microsoft.com/office/drawing/2016/5/14/chartex" xmlns:mc="http://schemas.openxmlformats.org/markup-compatibility/2006" xmlns:aink="http://schemas.microsoft.com/office/drawing/2016/ink" xmlns:am3d="http://schemas.microsoft.com/office/drawing/2017/model3d" xmlns:o="urn:schemas-microsoft-com:office:office" xmlns:oel="http://schemas.microsoft.com/office/2019/extlst" xmlns:r="http://schemas.openxmlformats.org/officeDocument/2006/relationships" xmlns:m="http://schemas.openxmlformats.org/officeDocument/2006/math" xmlns:v="urn:schemas-microsoft-com:vml" xmlns:wp14="http://schemas.microsoft.com/office/word/2010/wordprocessingDrawing" xmlns:wp="http://schemas.openxmlformats.org/drawingml/2006/wordprocessingDrawing" xmlns:w10="urn:schemas-microsoft-com:office:word" xmlns:w="http://schemas.openxmlformats.org/wordprocessingml/2006/main" xmlns:w14="http://schemas.microsoft.com/office/word/2010/wordml" xmlns:w15="http://schemas.microsoft.com/office/word/2012/wordml" xmlns:w16cex="http://schemas.microsoft.com/office/word/2018/wordml/cex" xmlns:w16cid="http://schemas.microsoft.com/office/word/2016/wordml/cid" xmlns:w16="http://schemas.microsoft.com/office/word/2018/wordml" xmlns:w16du="http://schemas.microsoft.com/office/word/2023/wordml/word16du" xmlns:w16sdtdh="http://schemas.microsoft.com/office/word/2020/wordml/sdtdatahash" xmlns:w16sdtfl="http://schemas.microsoft.com/office/word/2024/wordml/sdtformatlock" xmlns:w16se="http://schemas.microsoft.com/office/word/2015/wordml/symex" xmlns:wpg="http://schemas.microsoft.com/office/word/2010/wordprocessingGroup" xmlns:wpi="http://schemas.microsoft.com/office/word/2010/wordprocessingInk" xmlns:wne="http://schemas.microsoft.com/office/word/2006/wordml" xmlns:wps="http://schemas.microsoft.com/office/word/2010/wordprocessingShape" mc:Ignorable="w14 w15 w16se w16cid w16 w16cex w16sdtdh w16sdtfl w16du wp14">
   <w:body>
+    <w:p>
+      <w:pPr>
+        <w:pStyle w:val="Ttulo"/>
+        <w:ind w:left="0"/>
+        <w:rPr>
+          <w:sz w:val="48"/>
+        </w:rPr>
+      </w:pPr>
+      <w:r>
+        <w:t xml:space="preserve">Tema 2: </w:t>
+      </w:r>
+      <w:r>
+        <w:t>Economía y facturación en la nube.</w:t>
+      </w:r>
+    </w:p>
+    <w:p>
+      <w:pPr>
+        <w:pStyle w:val="NormalWeb"/>
+        <w:ind w:left="0"/>
+        <w:rPr>
+          <w:i/>
+          <w:iCs/>
+        </w:rPr>
+      </w:pPr>
+      <w:r>
+        <w:rPr>
+          <w:i/>
+          <w:iCs/>
+        </w:rPr>
+        <w:t>“</w:t>
+      </w:r>
+      <w:r>
+        <w:rPr>
+          <w:i/>
+          <w:iCs/>
+        </w:rPr>
+        <w:t xml:space="preserve">El paso de la infraestructura tradicional a la </w:t>
+      </w:r>
+      <w:r>
+        <w:rPr>
+          <w:rStyle w:val="Textoennegrita"/>
+          <w:rFonts w:eastAsiaTheme="majorEastAsia"/>
+          <w:i/>
+          <w:iCs/>
+        </w:rPr>
+        <w:t>computación en la nube</w:t>
+      </w:r>
+      <w:r>
+        <w:rPr>
+          <w:i/>
+          <w:iCs/>
+        </w:rPr>
+        <w:t xml:space="preserve"> no solo representa un cambio técnico, sino también un cambio profundo en el </w:t>
+      </w:r>
+      <w:r>
+        <w:rPr>
+          <w:rStyle w:val="Textoennegrita"/>
+          <w:rFonts w:eastAsiaTheme="majorEastAsia"/>
+          <w:i/>
+          <w:iCs/>
+        </w:rPr>
+        <w:t>modelo económico de consumo de servicios informáticos</w:t>
+      </w:r>
+      <w:r>
+        <w:rPr>
+          <w:i/>
+          <w:iCs/>
+        </w:rPr>
+        <w:t xml:space="preserve">. A diferencia del modelo tradicional basado en inversión (CAPEX), el entorno </w:t>
+      </w:r>
+      <w:proofErr w:type="spellStart"/>
+      <w:r>
+        <w:rPr>
+          <w:i/>
+          <w:iCs/>
+        </w:rPr>
+        <w:t>cloud</w:t>
+      </w:r>
+      <w:proofErr w:type="spellEnd"/>
+      <w:r>
+        <w:rPr>
+          <w:i/>
+          <w:iCs/>
+        </w:rPr>
+        <w:t xml:space="preserve"> opera bajo una lógica de </w:t>
+      </w:r>
+      <w:r>
+        <w:rPr>
+          <w:rStyle w:val="Textoennegrita"/>
+          <w:rFonts w:eastAsiaTheme="majorEastAsia"/>
+          <w:i/>
+          <w:iCs/>
+        </w:rPr>
+        <w:t>pago por uso</w:t>
+      </w:r>
+      <w:r>
+        <w:rPr>
+          <w:i/>
+          <w:iCs/>
+        </w:rPr>
+        <w:t xml:space="preserve"> (OPEX), donde cada recurso —ya sea procesamiento, almacenamiento, red o servicios avanzados— se factura en función de su utilización real.</w:t>
+      </w:r>
+    </w:p>
+    <w:p>
+      <w:pPr>
+        <w:pStyle w:val="NormalWeb"/>
+        <w:ind w:left="0"/>
+        <w:rPr>
+          <w:i/>
+          <w:iCs/>
+        </w:rPr>
+      </w:pPr>
+      <w:r>
+        <w:rPr>
+          <w:i/>
+          <w:iCs/>
+        </w:rPr>
+        <w:t xml:space="preserve">Esto permite a las organizaciones </w:t>
+      </w:r>
+      <w:r>
+        <w:rPr>
+          <w:rStyle w:val="Textoennegrita"/>
+          <w:rFonts w:eastAsiaTheme="majorEastAsia"/>
+          <w:i/>
+          <w:iCs/>
+        </w:rPr>
+        <w:t>adaptar sus costes al crecimiento del proyecto</w:t>
+      </w:r>
+      <w:r>
+        <w:rPr>
+          <w:i/>
+          <w:iCs/>
+        </w:rPr>
+        <w:t>, evitando inversiones innecesarias y ganando flexibilidad operativa.</w:t>
+      </w:r>
+      <w:r>
+        <w:rPr>
+          <w:i/>
+          <w:iCs/>
+        </w:rPr>
+        <w:t>”</w:t>
+      </w:r>
+    </w:p>
+    <w:p>
+      <w:pPr>
+        <w:pStyle w:val="Ttulo1"/>
+        <w:ind w:left="0"/>
+        <w:rPr>
+          <w:sz w:val="48"/>
+        </w:rPr>
+      </w:pPr>
+      <w:r>
+        <w:t>1. Fundamentos de la facturación.</w:t>
+      </w:r>
+    </w:p>
+    <w:p>
+      <w:pPr>
+        <w:pStyle w:val="NormalWeb"/>
+        <w:ind w:left="0"/>
+        <w:rPr>
+          <w:i/>
+          <w:iCs/>
+        </w:rPr>
+      </w:pPr>
+      <w:r>
+        <w:rPr>
+          <w:i/>
+          <w:iCs/>
+        </w:rPr>
+        <w:t>“</w:t>
+      </w:r>
+      <w:r>
+        <w:rPr>
+          <w:i/>
+          <w:iCs/>
+        </w:rPr>
+        <w:t xml:space="preserve">La facturación en la nube se basa en el principio de </w:t>
+      </w:r>
+      <w:r>
+        <w:rPr>
+          <w:rStyle w:val="Textoennegrita"/>
+          <w:rFonts w:eastAsiaTheme="majorEastAsia"/>
+          <w:i/>
+          <w:iCs/>
+        </w:rPr>
+        <w:t>pago por uso</w:t>
+      </w:r>
+      <w:r>
+        <w:rPr>
+          <w:i/>
+          <w:iCs/>
+        </w:rPr>
+        <w:t>, donde los usuarios solo pagan por los recursos que consumen, como almacenamiento, CPU, ancho de banda o servicios gestionados. Esto requiere entender cómo se calcula el consumo y cómo se traduce en coste.</w:t>
+      </w:r>
+      <w:r>
+        <w:rPr>
+          <w:i/>
+          <w:iCs/>
+        </w:rPr>
+        <w:t>”</w:t>
+      </w:r>
+    </w:p>
+    <w:p>
+      <w:pPr>
+        <w:pStyle w:val="NormalWeb"/>
+        <w:ind w:left="0"/>
+      </w:pPr>
+      <w:r>
+        <w:rPr>
+          <w:rStyle w:val="Textoennegrita"/>
+          <w:rFonts w:eastAsiaTheme="majorEastAsia"/>
+        </w:rPr>
+        <w:t>¿Cómo funciona la facturación en la nube y qué la hace diferente del modelo tradicional?</w:t>
+      </w:r>
+    </w:p>
+    <w:p>
+      <w:pPr>
+        <w:pStyle w:val="NormalWeb"/>
+        <w:ind w:left="0"/>
+      </w:pPr>
+      <w:r>
+        <w:t>En el modelo tradicional (</w:t>
+      </w:r>
+      <w:proofErr w:type="spellStart"/>
+      <w:r>
+        <w:t>on</w:t>
+      </w:r>
+      <w:proofErr w:type="spellEnd"/>
+      <w:r>
+        <w:t>-premise), las empresas compraban y gestionaban su propia infraestructura, lo que implicaba altos costes iniciales (CAPEX) en servidores, licencias, energía, mantenimiento y personal técnico. Este modelo no siempre era eficiente, ya que muchos recursos podían sobrar o quedar infrautilizados.</w:t>
+      </w:r>
+    </w:p>
+    <w:p>
+      <w:pPr>
+        <w:pStyle w:val="NormalWeb"/>
+        <w:ind w:left="0"/>
+      </w:pPr>
+      <w:r>
+        <w:t xml:space="preserve">En cambio, en la </w:t>
+      </w:r>
+      <w:r>
+        <w:rPr>
+          <w:rStyle w:val="Textoennegrita"/>
+          <w:rFonts w:eastAsiaTheme="majorEastAsia"/>
+        </w:rPr>
+        <w:t>nube</w:t>
+      </w:r>
+      <w:r>
+        <w:t xml:space="preserve"> se utiliza un modelo de </w:t>
+      </w:r>
+      <w:r>
+        <w:rPr>
+          <w:rStyle w:val="Textoennegrita"/>
+          <w:rFonts w:eastAsiaTheme="majorEastAsia"/>
+        </w:rPr>
+        <w:t>facturación por uso</w:t>
+      </w:r>
+      <w:r>
+        <w:t xml:space="preserve">, también conocido como </w:t>
+      </w:r>
+      <w:r>
+        <w:rPr>
+          <w:rStyle w:val="Textoennegrita"/>
+          <w:rFonts w:eastAsiaTheme="majorEastAsia"/>
+        </w:rPr>
+        <w:t>OPEX (gasto operativo)</w:t>
+      </w:r>
+      <w:r>
+        <w:t xml:space="preserve">. Esto significa que los clientes </w:t>
+      </w:r>
+      <w:r>
+        <w:rPr>
+          <w:rStyle w:val="Textoennegrita"/>
+          <w:rFonts w:eastAsiaTheme="majorEastAsia"/>
+        </w:rPr>
+        <w:t>solo pagan por lo que usan</w:t>
+      </w:r>
+      <w:r>
+        <w:t>, durante el tiempo que lo usan. Los recursos más comunes que se facturan incluyen:</w:t>
+      </w:r>
+    </w:p>
+    <w:p>
+      <w:pPr>
+        <w:numPr>
+          <w:ilvl w:val="0"/>
+          <w:numId w:val="9"/>
+        </w:numPr>
+        <w:tabs>
+          <w:tab w:val="clear" w:pos="720"/>
+          <w:tab w:val="num" w:pos="436"/>
+        </w:tabs>
+        <w:spacing w:before="100" w:beforeAutospacing="1" w:after="100" w:afterAutospacing="1" w:line="240" w:lineRule="auto"/>
+        <w:ind w:left="436"/>
+        <w:jc w:val="left"/>
+      </w:pPr>
+      <w:r>
+        <w:t>Instancias de máquinas virtuales (por segundo o minuto de uso)</w:t>
+      </w:r>
+    </w:p>
+    <w:p>
+      <w:pPr>
+        <w:numPr>
+          <w:ilvl w:val="0"/>
+          <w:numId w:val="9"/>
+        </w:numPr>
+        <w:tabs>
+          <w:tab w:val="clear" w:pos="720"/>
+          <w:tab w:val="num" w:pos="436"/>
+        </w:tabs>
+        <w:spacing w:before="100" w:beforeAutospacing="1" w:after="100" w:afterAutospacing="1" w:line="240" w:lineRule="auto"/>
+        <w:ind w:left="436"/>
+        <w:jc w:val="left"/>
+      </w:pPr>
+      <w:r>
+        <w:t>Almacenamiento utilizado (GB/mes)</w:t>
+      </w:r>
+    </w:p>
+    <w:p>
+      <w:pPr>
+        <w:numPr>
+          <w:ilvl w:val="0"/>
+          <w:numId w:val="9"/>
+        </w:numPr>
+        <w:tabs>
+          <w:tab w:val="clear" w:pos="720"/>
+          <w:tab w:val="num" w:pos="436"/>
+        </w:tabs>
+        <w:spacing w:before="100" w:beforeAutospacing="1" w:after="100" w:afterAutospacing="1" w:line="240" w:lineRule="auto"/>
+        <w:ind w:left="436"/>
+        <w:jc w:val="left"/>
+      </w:pPr>
+      <w:r>
+        <w:t>Tráfico de red saliente (por GB)</w:t>
+      </w:r>
+    </w:p>
+    <w:p>
+      <w:pPr>
+        <w:numPr>
+          <w:ilvl w:val="0"/>
+          <w:numId w:val="9"/>
+        </w:numPr>
+        <w:tabs>
+          <w:tab w:val="clear" w:pos="720"/>
+          <w:tab w:val="num" w:pos="436"/>
+        </w:tabs>
+        <w:spacing w:before="100" w:beforeAutospacing="1" w:after="100" w:afterAutospacing="1" w:line="240" w:lineRule="auto"/>
+        <w:ind w:left="436"/>
+        <w:jc w:val="left"/>
+      </w:pPr>
+      <w:r>
+        <w:t xml:space="preserve">Consultas o llamadas a </w:t>
+      </w:r>
+      <w:proofErr w:type="spellStart"/>
+      <w:r>
+        <w:t>APIs</w:t>
+      </w:r>
+      <w:proofErr w:type="spellEnd"/>
+      <w:r>
+        <w:t xml:space="preserve"> (por operación)</w:t>
+      </w:r>
+    </w:p>
+    <w:p>
+      <w:pPr>
+        <w:numPr>
+          <w:ilvl w:val="0"/>
+          <w:numId w:val="9"/>
+        </w:numPr>
+        <w:tabs>
+          <w:tab w:val="clear" w:pos="720"/>
+          <w:tab w:val="num" w:pos="436"/>
+        </w:tabs>
+        <w:spacing w:before="100" w:beforeAutospacing="1" w:after="100" w:afterAutospacing="1" w:line="240" w:lineRule="auto"/>
+        <w:ind w:left="436"/>
+        <w:jc w:val="left"/>
+      </w:pPr>
+      <w:r>
+        <w:t>Servicios gestionados como bases de datos, funciones sin servidor o balanceadores de carga</w:t>
+      </w:r>
+    </w:p>
+    <w:p>
+      <w:pPr>
+        <w:pStyle w:val="NormalWeb"/>
+        <w:ind w:left="0"/>
+      </w:pPr>
+      <w:r>
+        <w:t xml:space="preserve">Este enfoque ofrece </w:t>
+      </w:r>
+      <w:r>
+        <w:rPr>
+          <w:rStyle w:val="Textoennegrita"/>
+          <w:rFonts w:eastAsiaTheme="majorEastAsia"/>
+        </w:rPr>
+        <w:t>flexibilidad, escalabilidad y control de costes</w:t>
+      </w:r>
+      <w:r>
+        <w:t>, ya que se puede ajustar el consumo según la demanda real del sistema.</w:t>
+      </w:r>
+    </w:p>
+    <w:p>
+      <w:pPr>
+        <w:spacing w:before="100" w:beforeAutospacing="1" w:after="100" w:afterAutospacing="1" w:line="240" w:lineRule="auto"/>
+        <w:ind w:left="0"/>
+        <w:jc w:val="left"/>
+        <w:rPr>
+          <w:rFonts w:eastAsia="Times New Roman" w:cs="Times New Roman"/>
+          <w:szCs w:val="24"/>
+          <w:lang w:eastAsia="es-ES_tradnl"/>
+        </w:rPr>
+      </w:pPr>
+      <w:r>
+        <w:rPr>
+          <w:rFonts w:eastAsia="Times New Roman" w:cs="Times New Roman"/>
+          <w:szCs w:val="24"/>
+          <w:lang w:eastAsia="es-ES_tradnl"/>
+        </w:rPr>
+        <w:t xml:space="preserve">Para comprender las diferencias clave entre el modelo clásico de infraestructura local y la computación en la nube, es útil compararlos directamente en cuanto a </w:t>
+      </w:r>
+      <w:r>
+        <w:rPr>
+          <w:rFonts w:eastAsia="Times New Roman" w:cs="Times New Roman"/>
+          <w:b/>
+          <w:bCs/>
+          <w:szCs w:val="24"/>
+          <w:lang w:eastAsia="es-ES_tradnl"/>
+        </w:rPr>
+        <w:t>modelo de pago, escalabilidad, gestión de recursos y mantenimiento</w:t>
+      </w:r>
+      <w:r>
+        <w:rPr>
+          <w:rFonts w:eastAsia="Times New Roman" w:cs="Times New Roman"/>
+          <w:szCs w:val="24"/>
+          <w:lang w:eastAsia="es-ES_tradnl"/>
+        </w:rPr>
+        <w:t>.</w:t>
+      </w:r>
+    </w:p>
+    <w:p>
+      <w:pPr>
+        <w:spacing w:before="100" w:beforeAutospacing="1" w:after="100" w:afterAutospacing="1" w:line="240" w:lineRule="auto"/>
+        <w:ind w:left="0"/>
+        <w:jc w:val="left"/>
+        <w:rPr>
+          <w:rFonts w:eastAsia="Times New Roman" w:cs="Times New Roman"/>
+          <w:szCs w:val="24"/>
+          <w:lang w:eastAsia="es-ES_tradnl"/>
+        </w:rPr>
+      </w:pPr>
+      <w:r>
+        <w:rPr>
+          <w:rFonts w:eastAsia="Times New Roman" w:cs="Times New Roman"/>
+          <w:szCs w:val="24"/>
+          <w:lang w:eastAsia="es-ES_tradnl"/>
+        </w:rPr>
+        <w:lastRenderedPageBreak/>
+        <w:t xml:space="preserve">Esta tabla resume cómo cambia la gestión de costes y responsabilidades al adoptar soluciones </w:t>
+      </w:r>
+      <w:proofErr w:type="spellStart"/>
+      <w:r>
+        <w:rPr>
+          <w:rFonts w:eastAsia="Times New Roman" w:cs="Times New Roman"/>
+          <w:szCs w:val="24"/>
+          <w:lang w:eastAsia="es-ES_tradnl"/>
+        </w:rPr>
+        <w:t>cloud</w:t>
+      </w:r>
+      <w:proofErr w:type="spellEnd"/>
+      <w:r>
+        <w:rPr>
+          <w:rFonts w:eastAsia="Times New Roman" w:cs="Times New Roman"/>
+          <w:szCs w:val="24"/>
+          <w:lang w:eastAsia="es-ES_tradnl"/>
+        </w:rPr>
+        <w:t xml:space="preserve"> frente a sistemas tradicionales.</w:t>
+      </w:r>
+    </w:p>
+    <w:tbl>
+      <w:tblPr>
+        <w:tblStyle w:val="Tablaconcuadrcula5oscura-nfasis1"/>
+        <w:tblW w:w="5000" w:type="pct"/>
+        <w:tblLook w:val="04A0" w:firstRow="1" w:lastRow="0" w:firstColumn="1" w:lastColumn="0" w:noHBand="0" w:noVBand="1"/>
+      </w:tblPr>
+      <w:tblGrid>
+        <w:gridCol w:w="2372"/>
+        <w:gridCol w:w="4176"/>
+        <w:gridCol w:w="3522"/>
+      </w:tblGrid>
+      <w:tr>
+        <w:trPr>
+          <w:cnfStyle w:val="100000000000" w:firstRow="1" w:lastRow="0" w:firstColumn="0" w:lastColumn="0" w:oddVBand="0" w:evenVBand="0" w:oddHBand="0" w:evenHBand="0" w:firstRowFirstColumn="0" w:firstRowLastColumn="0" w:lastRowFirstColumn="0" w:lastRowLastColumn="0"/>
+        </w:trPr>
+        <w:tc>
+          <w:tcPr>
+            <w:cnfStyle w:val="001000000000" w:firstRow="0" w:lastRow="0" w:firstColumn="1" w:lastColumn="0" w:oddVBand="0" w:evenVBand="0" w:oddHBand="0" w:evenHBand="0" w:firstRowFirstColumn="0" w:firstRowLastColumn="0" w:lastRowFirstColumn="0" w:lastRowLastColumn="0"/>
+            <w:tcW w:w="0" w:type="auto"/>
+            <w:gridSpan w:val="3"/>
+            <w:hideMark/>
+          </w:tcPr>
+          <w:p>
+            <w:pPr>
+              <w:ind w:left="0"/>
+              <w:jc w:val="center"/>
+              <w:rPr>
+                <w:rFonts w:eastAsia="Times New Roman" w:cs="Times New Roman"/>
+                <w:sz w:val="20"/>
+                <w:lang w:eastAsia="es-ES_tradnl"/>
+              </w:rPr>
+            </w:pPr>
+            <w:r>
+              <w:rPr>
+                <w:rFonts w:eastAsia="Times New Roman" w:cs="Times New Roman"/>
+                <w:sz w:val="20"/>
+                <w:lang w:eastAsia="es-ES_tradnl"/>
+              </w:rPr>
+              <w:t> Facturación tradicional vs. en la nube</w:t>
+            </w:r>
+          </w:p>
+        </w:tc>
+      </w:tr>
+      <w:tr>
+        <w:trPr>
+          <w:cnfStyle w:val="000000100000" w:firstRow="0" w:lastRow="0" w:firstColumn="0" w:lastColumn="0" w:oddVBand="0" w:evenVBand="0" w:oddHBand="1" w:evenHBand="0" w:firstRowFirstColumn="0" w:firstRowLastColumn="0" w:lastRowFirstColumn="0" w:lastRowLastColumn="0"/>
+        </w:trPr>
+        <w:tc>
+          <w:tcPr>
+            <w:cnfStyle w:val="001000000000" w:firstRow="0" w:lastRow="0" w:firstColumn="1" w:lastColumn="0" w:oddVBand="0" w:evenVBand="0" w:oddHBand="0" w:evenHBand="0" w:firstRowFirstColumn="0" w:firstRowLastColumn="0" w:lastRowFirstColumn="0" w:lastRowLastColumn="0"/>
+            <w:tcW w:w="0" w:type="auto"/>
+            <w:hideMark/>
+          </w:tcPr>
+          <w:p>
+            <w:pPr>
+              <w:ind w:left="0"/>
+              <w:jc w:val="center"/>
+              <w:rPr>
+                <w:rFonts w:eastAsia="Times New Roman" w:cs="Times New Roman"/>
+                <w:sz w:val="20"/>
+                <w:lang w:eastAsia="es-ES_tradnl"/>
+              </w:rPr>
+            </w:pPr>
+            <w:r>
+              <w:rPr>
+                <w:rFonts w:eastAsia="Times New Roman" w:cs="Times New Roman"/>
+                <w:sz w:val="20"/>
+                <w:lang w:eastAsia="es-ES_tradnl"/>
+              </w:rPr>
+              <w:t>Característica</w:t>
+            </w:r>
+          </w:p>
+        </w:tc>
+        <w:tc>
+          <w:tcPr>
+            <w:tcW w:w="0" w:type="auto"/>
+            <w:hideMark/>
+          </w:tcPr>
+          <w:p>
+            <w:pPr>
+              <w:ind w:left="0"/>
+              <w:jc w:val="center"/>
+              <w:cnfStyle w:val="000000100000" w:firstRow="0" w:lastRow="0" w:firstColumn="0" w:lastColumn="0" w:oddVBand="0" w:evenVBand="0" w:oddHBand="1" w:evenHBand="0" w:firstRowFirstColumn="0" w:firstRowLastColumn="0" w:lastRowFirstColumn="0" w:lastRowLastColumn="0"/>
+              <w:rPr>
+                <w:rFonts w:eastAsia="Times New Roman" w:cs="Times New Roman"/>
+                <w:b/>
+                <w:bCs/>
+                <w:sz w:val="20"/>
+                <w:lang w:eastAsia="es-ES_tradnl"/>
+              </w:rPr>
+            </w:pPr>
+            <w:r>
+              <w:rPr>
+                <w:rFonts w:eastAsia="Times New Roman" w:cs="Times New Roman"/>
+                <w:b/>
+                <w:bCs/>
+                <w:sz w:val="20"/>
+                <w:lang w:eastAsia="es-ES_tradnl"/>
+              </w:rPr>
+              <w:t>Modelo tradicional (</w:t>
+            </w:r>
+            <w:proofErr w:type="spellStart"/>
+            <w:r>
+              <w:rPr>
+                <w:rFonts w:eastAsia="Times New Roman" w:cs="Times New Roman"/>
+                <w:b/>
+                <w:bCs/>
+                <w:sz w:val="20"/>
+                <w:lang w:eastAsia="es-ES_tradnl"/>
+              </w:rPr>
+              <w:t>on</w:t>
+            </w:r>
+            <w:proofErr w:type="spellEnd"/>
+            <w:r>
+              <w:rPr>
+                <w:rFonts w:eastAsia="Times New Roman" w:cs="Times New Roman"/>
+                <w:b/>
+                <w:bCs/>
+                <w:sz w:val="20"/>
+                <w:lang w:eastAsia="es-ES_tradnl"/>
+              </w:rPr>
+              <w:t>-premise)</w:t>
+            </w:r>
+          </w:p>
+        </w:tc>
+        <w:tc>
+          <w:tcPr>
+            <w:tcW w:w="0" w:type="auto"/>
+            <w:hideMark/>
+          </w:tcPr>
+          <w:p>
+            <w:pPr>
+              <w:ind w:left="0"/>
+              <w:jc w:val="center"/>
+              <w:cnfStyle w:val="000000100000" w:firstRow="0" w:lastRow="0" w:firstColumn="0" w:lastColumn="0" w:oddVBand="0" w:evenVBand="0" w:oddHBand="1" w:evenHBand="0" w:firstRowFirstColumn="0" w:firstRowLastColumn="0" w:lastRowFirstColumn="0" w:lastRowLastColumn="0"/>
+              <w:rPr>
+                <w:rFonts w:eastAsia="Times New Roman" w:cs="Times New Roman"/>
+                <w:b/>
+                <w:bCs/>
+                <w:sz w:val="20"/>
+                <w:lang w:eastAsia="es-ES_tradnl"/>
+              </w:rPr>
+            </w:pPr>
+            <w:r>
+              <w:rPr>
+                <w:rFonts w:eastAsia="Times New Roman" w:cs="Times New Roman"/>
+                <w:b/>
+                <w:bCs/>
+                <w:sz w:val="20"/>
+                <w:lang w:eastAsia="es-ES_tradnl"/>
+              </w:rPr>
+              <w:t>Modelo en la nube</w:t>
+            </w:r>
+          </w:p>
+        </w:tc>
+      </w:tr>
+      <w:tr>
+        <w:tc>
+          <w:tcPr>
+            <w:cnfStyle w:val="001000000000" w:firstRow="0" w:lastRow="0" w:firstColumn="1" w:lastColumn="0" w:oddVBand="0" w:evenVBand="0" w:oddHBand="0" w:evenHBand="0" w:firstRowFirstColumn="0" w:firstRowLastColumn="0" w:lastRowFirstColumn="0" w:lastRowLastColumn="0"/>
+            <w:tcW w:w="0" w:type="auto"/>
+            <w:hideMark/>
+          </w:tcPr>
+          <w:p>
+            <w:pPr>
+              <w:ind w:left="0"/>
+              <w:jc w:val="center"/>
+              <w:rPr>
+                <w:rFonts w:eastAsia="Times New Roman" w:cs="Times New Roman"/>
+                <w:sz w:val="20"/>
+                <w:lang w:eastAsia="es-ES_tradnl"/>
+              </w:rPr>
+            </w:pPr>
+            <w:r>
+              <w:rPr>
+                <w:rFonts w:eastAsia="Times New Roman" w:cs="Times New Roman"/>
+                <w:sz w:val="20"/>
+                <w:lang w:eastAsia="es-ES_tradnl"/>
+              </w:rPr>
+              <w:t>Forma de pago</w:t>
+            </w:r>
+          </w:p>
+        </w:tc>
+        <w:tc>
+          <w:tcPr>
+            <w:tcW w:w="0" w:type="auto"/>
+            <w:hideMark/>
+          </w:tcPr>
+          <w:p>
+            <w:pPr>
+              <w:ind w:left="0"/>
+              <w:jc w:val="left"/>
+              <w:cnfStyle w:val="000000000000" w:firstRow="0" w:lastRow="0" w:firstColumn="0" w:lastColumn="0" w:oddVBand="0" w:evenVBand="0" w:oddHBand="0" w:evenHBand="0" w:firstRowFirstColumn="0" w:firstRowLastColumn="0" w:lastRowFirstColumn="0" w:lastRowLastColumn="0"/>
+              <w:rPr>
+                <w:rFonts w:eastAsia="Times New Roman" w:cs="Times New Roman"/>
+                <w:sz w:val="20"/>
+                <w:lang w:eastAsia="es-ES_tradnl"/>
+              </w:rPr>
+            </w:pPr>
+            <w:r>
+              <w:rPr>
+                <w:rFonts w:eastAsia="Times New Roman" w:cs="Times New Roman"/>
+                <w:sz w:val="20"/>
+                <w:lang w:eastAsia="es-ES_tradnl"/>
+              </w:rPr>
+              <w:t>Inversión inicial (CAPEX)</w:t>
+            </w:r>
+          </w:p>
+        </w:tc>
+        <w:tc>
+          <w:tcPr>
+            <w:tcW w:w="0" w:type="auto"/>
+            <w:hideMark/>
+          </w:tcPr>
+          <w:p>
+            <w:pPr>
+              <w:ind w:left="0"/>
+              <w:jc w:val="left"/>
+              <w:cnfStyle w:val="000000000000" w:firstRow="0" w:lastRow="0" w:firstColumn="0" w:lastColumn="0" w:oddVBand="0" w:evenVBand="0" w:oddHBand="0" w:evenHBand="0" w:firstRowFirstColumn="0" w:firstRowLastColumn="0" w:lastRowFirstColumn="0" w:lastRowLastColumn="0"/>
+              <w:rPr>
+                <w:rFonts w:eastAsia="Times New Roman" w:cs="Times New Roman"/>
+                <w:sz w:val="20"/>
+                <w:lang w:eastAsia="es-ES_tradnl"/>
+              </w:rPr>
+            </w:pPr>
+            <w:r>
+              <w:rPr>
+                <w:rFonts w:eastAsia="Times New Roman" w:cs="Times New Roman"/>
+                <w:sz w:val="20"/>
+                <w:lang w:eastAsia="es-ES_tradnl"/>
+              </w:rPr>
+              <w:t>Pago por uso (OPEX)</w:t>
+            </w:r>
+          </w:p>
+        </w:tc>
+      </w:tr>
+      <w:tr>
+        <w:trPr>
+          <w:cnfStyle w:val="000000100000" w:firstRow="0" w:lastRow="0" w:firstColumn="0" w:lastColumn="0" w:oddVBand="0" w:evenVBand="0" w:oddHBand="1" w:evenHBand="0" w:firstRowFirstColumn="0" w:firstRowLastColumn="0" w:lastRowFirstColumn="0" w:lastRowLastColumn="0"/>
+        </w:trPr>
+        <w:tc>
+          <w:tcPr>
+            <w:cnfStyle w:val="001000000000" w:firstRow="0" w:lastRow="0" w:firstColumn="1" w:lastColumn="0" w:oddVBand="0" w:evenVBand="0" w:oddHBand="0" w:evenHBand="0" w:firstRowFirstColumn="0" w:firstRowLastColumn="0" w:lastRowFirstColumn="0" w:lastRowLastColumn="0"/>
+            <w:tcW w:w="0" w:type="auto"/>
+            <w:hideMark/>
+          </w:tcPr>
+          <w:p>
+            <w:pPr>
+              <w:ind w:left="0"/>
+              <w:jc w:val="center"/>
+              <w:rPr>
+                <w:rFonts w:eastAsia="Times New Roman" w:cs="Times New Roman"/>
+                <w:sz w:val="20"/>
+                <w:lang w:eastAsia="es-ES_tradnl"/>
+              </w:rPr>
+            </w:pPr>
+            <w:r>
+              <w:rPr>
+                <w:rFonts w:eastAsia="Times New Roman" w:cs="Times New Roman"/>
+                <w:sz w:val="20"/>
+                <w:lang w:eastAsia="es-ES_tradnl"/>
+              </w:rPr>
+              <w:t>Escalabilidad</w:t>
+            </w:r>
+          </w:p>
+        </w:tc>
+        <w:tc>
+          <w:tcPr>
+            <w:tcW w:w="0" w:type="auto"/>
+            <w:hideMark/>
+          </w:tcPr>
+          <w:p>
+            <w:pPr>
+              <w:ind w:left="0"/>
+              <w:jc w:val="left"/>
+              <w:cnfStyle w:val="000000100000" w:firstRow="0" w:lastRow="0" w:firstColumn="0" w:lastColumn="0" w:oddVBand="0" w:evenVBand="0" w:oddHBand="1" w:evenHBand="0" w:firstRowFirstColumn="0" w:firstRowLastColumn="0" w:lastRowFirstColumn="0" w:lastRowLastColumn="0"/>
+              <w:rPr>
+                <w:rFonts w:eastAsia="Times New Roman" w:cs="Times New Roman"/>
+                <w:sz w:val="20"/>
+                <w:lang w:eastAsia="es-ES_tradnl"/>
+              </w:rPr>
+            </w:pPr>
+            <w:r>
+              <w:rPr>
+                <w:rFonts w:eastAsia="Times New Roman" w:cs="Times New Roman"/>
+                <w:sz w:val="20"/>
+                <w:lang w:eastAsia="es-ES_tradnl"/>
+              </w:rPr>
+              <w:t>Limitada y lenta</w:t>
+            </w:r>
+          </w:p>
+        </w:tc>
+        <w:tc>
+          <w:tcPr>
+            <w:tcW w:w="0" w:type="auto"/>
+            <w:hideMark/>
+          </w:tcPr>
+          <w:p>
+            <w:pPr>
+              <w:ind w:left="0"/>
+              <w:jc w:val="left"/>
+              <w:cnfStyle w:val="000000100000" w:firstRow="0" w:lastRow="0" w:firstColumn="0" w:lastColumn="0" w:oddVBand="0" w:evenVBand="0" w:oddHBand="1" w:evenHBand="0" w:firstRowFirstColumn="0" w:firstRowLastColumn="0" w:lastRowFirstColumn="0" w:lastRowLastColumn="0"/>
+              <w:rPr>
+                <w:rFonts w:eastAsia="Times New Roman" w:cs="Times New Roman"/>
+                <w:sz w:val="20"/>
+                <w:lang w:eastAsia="es-ES_tradnl"/>
+              </w:rPr>
+            </w:pPr>
+            <w:r>
+              <w:rPr>
+                <w:rFonts w:eastAsia="Times New Roman" w:cs="Times New Roman"/>
+                <w:sz w:val="20"/>
+                <w:lang w:eastAsia="es-ES_tradnl"/>
+              </w:rPr>
+              <w:t>Rápida y automática</w:t>
+            </w:r>
+          </w:p>
+        </w:tc>
+      </w:tr>
+      <w:tr>
+        <w:tc>
+          <w:tcPr>
+            <w:cnfStyle w:val="001000000000" w:firstRow="0" w:lastRow="0" w:firstColumn="1" w:lastColumn="0" w:oddVBand="0" w:evenVBand="0" w:oddHBand="0" w:evenHBand="0" w:firstRowFirstColumn="0" w:firstRowLastColumn="0" w:lastRowFirstColumn="0" w:lastRowLastColumn="0"/>
+            <w:tcW w:w="0" w:type="auto"/>
+            <w:hideMark/>
+          </w:tcPr>
+          <w:p>
+            <w:pPr>
+              <w:ind w:left="0"/>
+              <w:jc w:val="center"/>
+              <w:rPr>
+                <w:rFonts w:eastAsia="Times New Roman" w:cs="Times New Roman"/>
+                <w:sz w:val="20"/>
+                <w:lang w:eastAsia="es-ES_tradnl"/>
+              </w:rPr>
+            </w:pPr>
+            <w:r>
+              <w:rPr>
+                <w:rFonts w:eastAsia="Times New Roman" w:cs="Times New Roman"/>
+                <w:sz w:val="20"/>
+                <w:lang w:eastAsia="es-ES_tradnl"/>
+              </w:rPr>
+              <w:t>Recursos</w:t>
+            </w:r>
+          </w:p>
+        </w:tc>
+        <w:tc>
+          <w:tcPr>
+            <w:tcW w:w="0" w:type="auto"/>
+            <w:hideMark/>
+          </w:tcPr>
+          <w:p>
+            <w:pPr>
+              <w:ind w:left="0"/>
+              <w:jc w:val="left"/>
+              <w:cnfStyle w:val="000000000000" w:firstRow="0" w:lastRow="0" w:firstColumn="0" w:lastColumn="0" w:oddVBand="0" w:evenVBand="0" w:oddHBand="0" w:evenHBand="0" w:firstRowFirstColumn="0" w:firstRowLastColumn="0" w:lastRowFirstColumn="0" w:lastRowLastColumn="0"/>
+              <w:rPr>
+                <w:rFonts w:eastAsia="Times New Roman" w:cs="Times New Roman"/>
+                <w:sz w:val="20"/>
+                <w:lang w:eastAsia="es-ES_tradnl"/>
+              </w:rPr>
+            </w:pPr>
+            <w:r>
+              <w:rPr>
+                <w:rFonts w:eastAsia="Times New Roman" w:cs="Times New Roman"/>
+                <w:sz w:val="20"/>
+                <w:lang w:eastAsia="es-ES_tradnl"/>
+              </w:rPr>
+              <w:t>Infraestructura fija</w:t>
+            </w:r>
+          </w:p>
+        </w:tc>
+        <w:tc>
+          <w:tcPr>
+            <w:tcW w:w="0" w:type="auto"/>
+            <w:hideMark/>
+          </w:tcPr>
+          <w:p>
+            <w:pPr>
+              <w:ind w:left="0"/>
+              <w:jc w:val="left"/>
+              <w:cnfStyle w:val="000000000000" w:firstRow="0" w:lastRow="0" w:firstColumn="0" w:lastColumn="0" w:oddVBand="0" w:evenVBand="0" w:oddHBand="0" w:evenHBand="0" w:firstRowFirstColumn="0" w:firstRowLastColumn="0" w:lastRowFirstColumn="0" w:lastRowLastColumn="0"/>
+              <w:rPr>
+                <w:rFonts w:eastAsia="Times New Roman" w:cs="Times New Roman"/>
+                <w:sz w:val="20"/>
+                <w:lang w:eastAsia="es-ES_tradnl"/>
+              </w:rPr>
+            </w:pPr>
+            <w:r>
+              <w:rPr>
+                <w:rFonts w:eastAsia="Times New Roman" w:cs="Times New Roman"/>
+                <w:sz w:val="20"/>
+                <w:lang w:eastAsia="es-ES_tradnl"/>
+              </w:rPr>
+              <w:t>Escalado dinámico</w:t>
+            </w:r>
+          </w:p>
+        </w:tc>
+      </w:tr>
+      <w:tr>
+        <w:trPr>
+          <w:cnfStyle w:val="000000100000" w:firstRow="0" w:lastRow="0" w:firstColumn="0" w:lastColumn="0" w:oddVBand="0" w:evenVBand="0" w:oddHBand="1" w:evenHBand="0" w:firstRowFirstColumn="0" w:firstRowLastColumn="0" w:lastRowFirstColumn="0" w:lastRowLastColumn="0"/>
+        </w:trPr>
+        <w:tc>
+          <w:tcPr>
+            <w:cnfStyle w:val="001000000000" w:firstRow="0" w:lastRow="0" w:firstColumn="1" w:lastColumn="0" w:oddVBand="0" w:evenVBand="0" w:oddHBand="0" w:evenHBand="0" w:firstRowFirstColumn="0" w:firstRowLastColumn="0" w:lastRowFirstColumn="0" w:lastRowLastColumn="0"/>
+            <w:tcW w:w="0" w:type="auto"/>
+            <w:hideMark/>
+          </w:tcPr>
+          <w:p>
+            <w:pPr>
+              <w:ind w:left="0"/>
+              <w:jc w:val="center"/>
+              <w:rPr>
+                <w:rFonts w:eastAsia="Times New Roman" w:cs="Times New Roman"/>
+                <w:sz w:val="20"/>
+                <w:lang w:eastAsia="es-ES_tradnl"/>
+              </w:rPr>
+            </w:pPr>
+            <w:r>
+              <w:rPr>
+                <w:rFonts w:eastAsia="Times New Roman" w:cs="Times New Roman"/>
+                <w:sz w:val="20"/>
+                <w:lang w:eastAsia="es-ES_tradnl"/>
+              </w:rPr>
+              <w:t>Coste si no se usa</w:t>
+            </w:r>
+          </w:p>
+        </w:tc>
+        <w:tc>
+          <w:tcPr>
+            <w:tcW w:w="0" w:type="auto"/>
+            <w:hideMark/>
+          </w:tcPr>
+          <w:p>
+            <w:pPr>
+              <w:ind w:left="0"/>
+              <w:jc w:val="left"/>
+              <w:cnfStyle w:val="000000100000" w:firstRow="0" w:lastRow="0" w:firstColumn="0" w:lastColumn="0" w:oddVBand="0" w:evenVBand="0" w:oddHBand="1" w:evenHBand="0" w:firstRowFirstColumn="0" w:firstRowLastColumn="0" w:lastRowFirstColumn="0" w:lastRowLastColumn="0"/>
+              <w:rPr>
+                <w:rFonts w:eastAsia="Times New Roman" w:cs="Times New Roman"/>
+                <w:sz w:val="20"/>
+                <w:lang w:eastAsia="es-ES_tradnl"/>
+              </w:rPr>
+            </w:pPr>
+            <w:r>
+              <w:rPr>
+                <w:rFonts w:eastAsia="Times New Roman" w:cs="Times New Roman"/>
+                <w:sz w:val="20"/>
+                <w:lang w:eastAsia="es-ES_tradnl"/>
+              </w:rPr>
+              <w:t>Sigue generando gasto</w:t>
+            </w:r>
+          </w:p>
+        </w:tc>
+        <w:tc>
+          <w:tcPr>
+            <w:tcW w:w="0" w:type="auto"/>
+            <w:hideMark/>
+          </w:tcPr>
+          <w:p>
+            <w:pPr>
+              <w:ind w:left="0"/>
+              <w:jc w:val="left"/>
+              <w:cnfStyle w:val="000000100000" w:firstRow="0" w:lastRow="0" w:firstColumn="0" w:lastColumn="0" w:oddVBand="0" w:evenVBand="0" w:oddHBand="1" w:evenHBand="0" w:firstRowFirstColumn="0" w:firstRowLastColumn="0" w:lastRowFirstColumn="0" w:lastRowLastColumn="0"/>
+              <w:rPr>
+                <w:rFonts w:eastAsia="Times New Roman" w:cs="Times New Roman"/>
+                <w:sz w:val="20"/>
+                <w:lang w:eastAsia="es-ES_tradnl"/>
+              </w:rPr>
+            </w:pPr>
+            <w:r>
+              <w:rPr>
+                <w:rFonts w:eastAsia="Times New Roman" w:cs="Times New Roman"/>
+                <w:sz w:val="20"/>
+                <w:lang w:eastAsia="es-ES_tradnl"/>
+              </w:rPr>
+              <w:t>No se paga si no se consume</w:t>
+            </w:r>
+          </w:p>
+        </w:tc>
+      </w:tr>
+      <w:tr>
+        <w:tc>
+          <w:tcPr>
+            <w:cnfStyle w:val="001000000000" w:firstRow="0" w:lastRow="0" w:firstColumn="1" w:lastColumn="0" w:oddVBand="0" w:evenVBand="0" w:oddHBand="0" w:evenHBand="0" w:firstRowFirstColumn="0" w:firstRowLastColumn="0" w:lastRowFirstColumn="0" w:lastRowLastColumn="0"/>
+            <w:tcW w:w="0" w:type="auto"/>
+            <w:hideMark/>
+          </w:tcPr>
+          <w:p>
+            <w:pPr>
+              <w:ind w:left="0"/>
+              <w:jc w:val="center"/>
+              <w:rPr>
+                <w:rFonts w:eastAsia="Times New Roman" w:cs="Times New Roman"/>
+                <w:sz w:val="20"/>
+                <w:lang w:eastAsia="es-ES_tradnl"/>
+              </w:rPr>
+            </w:pPr>
+            <w:r>
+              <w:rPr>
+                <w:rFonts w:eastAsia="Times New Roman" w:cs="Times New Roman"/>
+                <w:sz w:val="20"/>
+                <w:lang w:eastAsia="es-ES_tradnl"/>
+              </w:rPr>
+              <w:t>Mantenimiento</w:t>
+            </w:r>
+          </w:p>
+        </w:tc>
+        <w:tc>
+          <w:tcPr>
+            <w:tcW w:w="0" w:type="auto"/>
+            <w:hideMark/>
+          </w:tcPr>
+          <w:p>
+            <w:pPr>
+              <w:ind w:left="0"/>
+              <w:jc w:val="left"/>
+              <w:cnfStyle w:val="000000000000" w:firstRow="0" w:lastRow="0" w:firstColumn="0" w:lastColumn="0" w:oddVBand="0" w:evenVBand="0" w:oddHBand="0" w:evenHBand="0" w:firstRowFirstColumn="0" w:firstRowLastColumn="0" w:lastRowFirstColumn="0" w:lastRowLastColumn="0"/>
+              <w:rPr>
+                <w:rFonts w:eastAsia="Times New Roman" w:cs="Times New Roman"/>
+                <w:sz w:val="20"/>
+                <w:lang w:eastAsia="es-ES_tradnl"/>
+              </w:rPr>
+            </w:pPr>
+            <w:r>
+              <w:rPr>
+                <w:rFonts w:eastAsia="Times New Roman" w:cs="Times New Roman"/>
+                <w:sz w:val="20"/>
+                <w:lang w:eastAsia="es-ES_tradnl"/>
+              </w:rPr>
+              <w:t>A cargo del cliente</w:t>
+            </w:r>
+          </w:p>
+        </w:tc>
+        <w:tc>
+          <w:tcPr>
+            <w:tcW w:w="0" w:type="auto"/>
+            <w:hideMark/>
+          </w:tcPr>
+          <w:p>
+            <w:pPr>
+              <w:ind w:left="0"/>
+              <w:jc w:val="left"/>
+              <w:cnfStyle w:val="000000000000" w:firstRow="0" w:lastRow="0" w:firstColumn="0" w:lastColumn="0" w:oddVBand="0" w:evenVBand="0" w:oddHBand="0" w:evenHBand="0" w:firstRowFirstColumn="0" w:firstRowLastColumn="0" w:lastRowFirstColumn="0" w:lastRowLastColumn="0"/>
+              <w:rPr>
+                <w:rFonts w:eastAsia="Times New Roman" w:cs="Times New Roman"/>
+                <w:sz w:val="20"/>
+                <w:lang w:eastAsia="es-ES_tradnl"/>
+              </w:rPr>
+            </w:pPr>
+            <w:r>
+              <w:rPr>
+                <w:rFonts w:eastAsia="Times New Roman" w:cs="Times New Roman"/>
+                <w:sz w:val="20"/>
+                <w:lang w:eastAsia="es-ES_tradnl"/>
+              </w:rPr>
+              <w:t>A cargo del proveedor</w:t>
+            </w:r>
+          </w:p>
+        </w:tc>
+      </w:tr>
+    </w:tbl>
+    <w:p>
+      <w:pPr>
+        <w:ind w:left="0"/>
+      </w:pPr>
+    </w:p>
+    <w:p>
+      <w:pPr>
+        <w:ind w:left="0"/>
+        <w:rPr>
+          <w:b/>
+          <w:bCs/>
+          <w:sz w:val="36"/>
+        </w:rPr>
+      </w:pPr>
+      <w:r>
+        <w:rPr>
+          <w:b/>
+          <w:bCs/>
+        </w:rPr>
+        <w:t>Debes conocer</w:t>
+      </w:r>
+      <w:r>
+        <w:rPr>
+          <w:b/>
+          <w:bCs/>
+        </w:rPr>
+        <w:t xml:space="preserve">: </w:t>
+      </w:r>
+      <w:r>
+        <w:rPr>
+          <w:i/>
+          <w:iCs/>
+        </w:rPr>
+        <w:t xml:space="preserve">La mayoría de plataformas </w:t>
+      </w:r>
+      <w:proofErr w:type="spellStart"/>
+      <w:r>
+        <w:rPr>
+          <w:i/>
+          <w:iCs/>
+        </w:rPr>
+        <w:t>cloud</w:t>
+      </w:r>
+      <w:proofErr w:type="spellEnd"/>
+      <w:r>
+        <w:rPr>
+          <w:i/>
+          <w:iCs/>
+        </w:rPr>
+        <w:t xml:space="preserve"> ofrecen un </w:t>
+      </w:r>
+      <w:r>
+        <w:rPr>
+          <w:rStyle w:val="Textoennegrita"/>
+          <w:i/>
+          <w:iCs/>
+        </w:rPr>
+        <w:t>nivel gratuito</w:t>
+      </w:r>
+      <w:r>
+        <w:rPr>
+          <w:i/>
+          <w:iCs/>
+        </w:rPr>
+        <w:t xml:space="preserve"> (free </w:t>
+      </w:r>
+      <w:proofErr w:type="spellStart"/>
+      <w:r>
+        <w:rPr>
+          <w:i/>
+          <w:iCs/>
+        </w:rPr>
+        <w:t>tier</w:t>
+      </w:r>
+      <w:proofErr w:type="spellEnd"/>
+      <w:r>
+        <w:rPr>
+          <w:i/>
+          <w:iCs/>
+        </w:rPr>
+        <w:t xml:space="preserve">) con recursos limitados, lo que permite probar servicios sin coste. Además, muchos servicios se facturan </w:t>
+      </w:r>
+      <w:r>
+        <w:rPr>
+          <w:rStyle w:val="Textoennegrita"/>
+          <w:i/>
+          <w:iCs/>
+        </w:rPr>
+        <w:t>por segundos o milisegundos</w:t>
+      </w:r>
+      <w:r>
+        <w:rPr>
+          <w:i/>
+          <w:iCs/>
+        </w:rPr>
+        <w:t xml:space="preserve">, como las </w:t>
+      </w:r>
+      <w:r>
+        <w:rPr>
+          <w:rStyle w:val="Textoennegrita"/>
+          <w:i/>
+          <w:iCs/>
+        </w:rPr>
+        <w:t>funciones sin servidor (</w:t>
+      </w:r>
+      <w:proofErr w:type="spellStart"/>
+      <w:r>
+        <w:rPr>
+          <w:rStyle w:val="Textoennegrita"/>
+          <w:i/>
+          <w:iCs/>
+        </w:rPr>
+        <w:t>serverless</w:t>
+      </w:r>
+      <w:proofErr w:type="spellEnd"/>
+      <w:r>
+        <w:rPr>
+          <w:rStyle w:val="Textoennegrita"/>
+          <w:i/>
+          <w:iCs/>
+        </w:rPr>
+        <w:t>)</w:t>
+      </w:r>
+      <w:r>
+        <w:rPr>
+          <w:i/>
+          <w:iCs/>
+        </w:rPr>
+        <w:t>. Esto permite ejecutar pequeñas tareas automatizadas que solo cuestan fracciones de céntimo, haciendo posible diseñar arquitecturas eficientes y de muy bajo coste.</w:t>
+      </w:r>
+    </w:p>
+    <w:p>
+      <w:pPr>
+        <w:ind w:left="0"/>
+      </w:pPr>
+    </w:p>
     <w:p>
       <w:pPr>
         <w:ind w:left="0"/>
@@ -1212,6 +2386,155 @@
     </w:lvl>
   </w:abstractNum>
   <w:abstractNum w:abstractNumId="6" w15:restartNumberingAfterBreak="0">
+    <w:nsid w:val="5B0A4DF1"/>
+    <w:multiLevelType w:val="multilevel"/>
+    <w:tmpl w:val="C4CC5A7C"/>
+    <w:lvl w:ilvl="0">
+      <w:start w:val="1"/>
+      <w:numFmt w:val="bullet"/>
+      <w:lvlText w:val=""/>
+      <w:lvlJc w:val="left"/>
+      <w:pPr>
+        <w:tabs>
+          <w:tab w:val="num" w:pos="720"/>
+        </w:tabs>
+        <w:ind w:left="720" w:hanging="360"/>
+      </w:pPr>
+      <w:rPr>
+        <w:rFonts w:ascii="Symbol" w:hAnsi="Symbol" w:hint="default"/>
+        <w:sz w:val="20"/>
+      </w:rPr>
+    </w:lvl>
+    <w:lvl w:ilvl="1" w:tentative="1">
+      <w:start w:val="1"/>
+      <w:numFmt w:val="bullet"/>
+      <w:lvlText w:val="o"/>
+      <w:lvlJc w:val="left"/>
+      <w:pPr>
+        <w:tabs>
+          <w:tab w:val="num" w:pos="1440"/>
+        </w:tabs>
+        <w:ind w:left="1440" w:hanging="360"/>
+      </w:pPr>
+      <w:rPr>
+        <w:rFonts w:ascii="Courier New" w:hAnsi="Courier New" w:hint="default"/>
+        <w:sz w:val="20"/>
+      </w:rPr>
+    </w:lvl>
+    <w:lvl w:ilvl="2" w:tentative="1">
+      <w:start w:val="1"/>
+      <w:numFmt w:val="bullet"/>
+      <w:lvlText w:val=""/>
+      <w:lvlJc w:val="left"/>
+      <w:pPr>
+        <w:tabs>
+          <w:tab w:val="num" w:pos="2160"/>
+        </w:tabs>
+        <w:ind w:left="2160" w:hanging="360"/>
+      </w:pPr>
+      <w:rPr>
+        <w:rFonts w:ascii="Wingdings" w:hAnsi="Wingdings" w:hint="default"/>
+        <w:sz w:val="20"/>
+      </w:rPr>
+    </w:lvl>
+    <w:lvl w:ilvl="3" w:tentative="1">
+      <w:start w:val="1"/>
+      <w:numFmt w:val="bullet"/>
+      <w:lvlText w:val=""/>
+      <w:lvlJc w:val="left"/>
+      <w:pPr>
+        <w:tabs>
+          <w:tab w:val="num" w:pos="2880"/>
+        </w:tabs>
+        <w:ind w:left="2880" w:hanging="360"/>
+      </w:pPr>
+      <w:rPr>
+        <w:rFonts w:ascii="Wingdings" w:hAnsi="Wingdings" w:hint="default"/>
+        <w:sz w:val="20"/>
+      </w:rPr>
+    </w:lvl>
+    <w:lvl w:ilvl="4" w:tentative="1">
+      <w:start w:val="1"/>
+      <w:numFmt w:val="bullet"/>
+      <w:lvlText w:val=""/>
+      <w:lvlJc w:val="left"/>
+      <w:pPr>
+        <w:tabs>
+          <w:tab w:val="num" w:pos="3600"/>
+        </w:tabs>
+        <w:ind w:left="3600" w:hanging="360"/>
+      </w:pPr>
+      <w:rPr>
+        <w:rFonts w:ascii="Wingdings" w:hAnsi="Wingdings" w:hint="default"/>
+        <w:sz w:val="20"/>
+      </w:rPr>
+    </w:lvl>
+    <w:lvl w:ilvl="5" w:tentative="1">
+      <w:start w:val="1"/>
+      <w:numFmt w:val="bullet"/>
+      <w:lvlText w:val=""/>
+      <w:lvlJc w:val="left"/>
+      <w:pPr>
+        <w:tabs>
+          <w:tab w:val="num" w:pos="4320"/>
+        </w:tabs>
+        <w:ind w:left="4320" w:hanging="360"/>
+      </w:pPr>
+      <w:rPr>
+        <w:rFonts w:ascii="Wingdings" w:hAnsi="Wingdings" w:hint="default"/>
+        <w:sz w:val="20"/>
+      </w:rPr>
+    </w:lvl>
+    <w:lvl w:ilvl="6" w:tentative="1">
+      <w:start w:val="1"/>
+      <w:numFmt w:val="bullet"/>
+      <w:lvlText w:val=""/>
+      <w:lvlJc w:val="left"/>
+      <w:pPr>
+        <w:tabs>
+          <w:tab w:val="num" w:pos="5040"/>
+        </w:tabs>
+        <w:ind w:left="5040" w:hanging="360"/>
+      </w:pPr>
+      <w:rPr>
+        <w:rFonts w:ascii="Wingdings" w:hAnsi="Wingdings" w:hint="default"/>
+        <w:sz w:val="20"/>
+      </w:rPr>
+    </w:lvl>
+    <w:lvl w:ilvl="7" w:tentative="1">
+      <w:start w:val="1"/>
+      <w:numFmt w:val="bullet"/>
+      <w:lvlText w:val=""/>
+      <w:lvlJc w:val="left"/>
+      <w:pPr>
+        <w:tabs>
+          <w:tab w:val="num" w:pos="5760"/>
+        </w:tabs>
+        <w:ind w:left="5760" w:hanging="360"/>
+      </w:pPr>
+      <w:rPr>
+        <w:rFonts w:ascii="Wingdings" w:hAnsi="Wingdings" w:hint="default"/>
+        <w:sz w:val="20"/>
+      </w:rPr>
+    </w:lvl>
+    <w:lvl w:ilvl="8" w:tentative="1">
+      <w:start w:val="1"/>
+      <w:numFmt w:val="bullet"/>
+      <w:lvlText w:val=""/>
+      <w:lvlJc w:val="left"/>
+      <w:pPr>
+        <w:tabs>
+          <w:tab w:val="num" w:pos="6480"/>
+        </w:tabs>
+        <w:ind w:left="6480" w:hanging="360"/>
+      </w:pPr>
+      <w:rPr>
+        <w:rFonts w:ascii="Wingdings" w:hAnsi="Wingdings" w:hint="default"/>
+        <w:sz w:val="20"/>
+      </w:rPr>
+    </w:lvl>
+  </w:abstractNum>
+  <w:abstractNum w:abstractNumId="7" w15:restartNumberingAfterBreak="0">
     <w:nsid w:val="64A3146D"/>
     <w:multiLevelType w:val="hybridMultilevel"/>
     <w:tmpl w:val="B89E0D7E"/>
@@ -1324,7 +2647,7 @@
       </w:rPr>
     </w:lvl>
   </w:abstractNum>
-  <w:abstractNum w:abstractNumId="7" w15:restartNumberingAfterBreak="0">
+  <w:abstractNum w:abstractNumId="8" w15:restartNumberingAfterBreak="0">
     <w:nsid w:val="78D67956"/>
     <w:multiLevelType w:val="hybridMultilevel"/>
     <w:tmpl w:val="6EA2B178"/>
@@ -1453,13 +2776,16 @@
     <w:abstractNumId w:val="2"/>
   </w:num>
   <w:num w:numId="6" w16cid:durableId="728958998">
-    <w:abstractNumId w:val="6"/>
+    <w:abstractNumId w:val="7"/>
   </w:num>
   <w:num w:numId="7" w16cid:durableId="1292009330">
     <w:abstractNumId w:val="0"/>
   </w:num>
   <w:num w:numId="8" w16cid:durableId="1388916411">
-    <w:abstractNumId w:val="7"/>
+    <w:abstractNumId w:val="8"/>
+  </w:num>
+  <w:num w:numId="9" w16cid:durableId="1361011880">
+    <w:abstractNumId w:val="6"/>
   </w:num>
 </w:numbering>
 </file>
@@ -2781,6 +4107,112 @@
       <w:shd w:val="clear" w:color="auto" w:fill="E1DFDD"/>
     </w:rPr>
   </w:style>
+  <w:style w:type="table" w:styleId="Tablaconcuadrcula5oscura-nfasis1">
+    <w:name w:val="Grid Table 5 Dark Accent 1"/>
+    <w:basedOn w:val="Tablanormal"/>
+    <w:uiPriority w:val="50"/>
+    <w:rsid w:val="007D7EE0"/>
+    <w:pPr>
+      <w:spacing w:after="0" w:line="240" w:lineRule="auto"/>
+    </w:pPr>
+    <w:tblPr>
+      <w:tblStyleRowBandSize w:val="1"/>
+      <w:tblStyleColBandSize w:val="1"/>
+      <w:tblBorders>
+        <w:top w:val="single" w:sz="4" w:space="0" w:color="FFFFFF" w:themeColor="background1"/>
+        <w:left w:val="single" w:sz="4" w:space="0" w:color="FFFFFF" w:themeColor="background1"/>
+        <w:bottom w:val="single" w:sz="4" w:space="0" w:color="FFFFFF" w:themeColor="background1"/>
+        <w:right w:val="single" w:sz="4" w:space="0" w:color="FFFFFF" w:themeColor="background1"/>
+        <w:insideH w:val="single" w:sz="4" w:space="0" w:color="FFFFFF" w:themeColor="background1"/>
+        <w:insideV w:val="single" w:sz="4" w:space="0" w:color="FFFFFF" w:themeColor="background1"/>
+      </w:tblBorders>
+    </w:tblPr>
+    <w:tcPr>
+      <w:shd w:val="clear" w:color="auto" w:fill="DAEFD3" w:themeFill="accent1" w:themeFillTint="33"/>
+    </w:tcPr>
+    <w:tblStylePr w:type="firstRow">
+      <w:rPr>
+        <w:b/>
+        <w:bCs/>
+        <w:color w:val="FFFFFF" w:themeColor="background1"/>
+      </w:rPr>
+      <w:tblPr/>
+      <w:tcPr>
+        <w:tcBorders>
+          <w:top w:val="single" w:sz="4" w:space="0" w:color="FFFFFF" w:themeColor="background1"/>
+          <w:left w:val="single" w:sz="4" w:space="0" w:color="FFFFFF" w:themeColor="background1"/>
+          <w:right w:val="single" w:sz="4" w:space="0" w:color="FFFFFF" w:themeColor="background1"/>
+          <w:insideH w:val="nil"/>
+          <w:insideV w:val="nil"/>
+        </w:tcBorders>
+        <w:shd w:val="clear" w:color="auto" w:fill="549E39" w:themeFill="accent1"/>
+      </w:tcPr>
+    </w:tblStylePr>
+    <w:tblStylePr w:type="lastRow">
+      <w:rPr>
+        <w:b/>
+        <w:bCs/>
+        <w:color w:val="FFFFFF" w:themeColor="background1"/>
+      </w:rPr>
+      <w:tblPr/>
+      <w:tcPr>
+        <w:tcBorders>
+          <w:left w:val="single" w:sz="4" w:space="0" w:color="FFFFFF" w:themeColor="background1"/>
+          <w:bottom w:val="single" w:sz="4" w:space="0" w:color="FFFFFF" w:themeColor="background1"/>
+          <w:right w:val="single" w:sz="4" w:space="0" w:color="FFFFFF" w:themeColor="background1"/>
+          <w:insideH w:val="nil"/>
+          <w:insideV w:val="nil"/>
+        </w:tcBorders>
+        <w:shd w:val="clear" w:color="auto" w:fill="549E39" w:themeFill="accent1"/>
+      </w:tcPr>
+    </w:tblStylePr>
+    <w:tblStylePr w:type="firstCol">
+      <w:rPr>
+        <w:b/>
+        <w:bCs/>
+        <w:color w:val="FFFFFF" w:themeColor="background1"/>
+      </w:rPr>
+      <w:tblPr/>
+      <w:tcPr>
+        <w:tcBorders>
+          <w:top w:val="single" w:sz="4" w:space="0" w:color="FFFFFF" w:themeColor="background1"/>
+          <w:left w:val="single" w:sz="4" w:space="0" w:color="FFFFFF" w:themeColor="background1"/>
+          <w:bottom w:val="single" w:sz="4" w:space="0" w:color="FFFFFF" w:themeColor="background1"/>
+          <w:insideV w:val="nil"/>
+        </w:tcBorders>
+        <w:shd w:val="clear" w:color="auto" w:fill="549E39" w:themeFill="accent1"/>
+      </w:tcPr>
+    </w:tblStylePr>
+    <w:tblStylePr w:type="lastCol">
+      <w:rPr>
+        <w:b/>
+        <w:bCs/>
+        <w:color w:val="FFFFFF" w:themeColor="background1"/>
+      </w:rPr>
+      <w:tblPr/>
+      <w:tcPr>
+        <w:tcBorders>
+          <w:top w:val="single" w:sz="4" w:space="0" w:color="FFFFFF" w:themeColor="background1"/>
+          <w:bottom w:val="single" w:sz="4" w:space="0" w:color="FFFFFF" w:themeColor="background1"/>
+          <w:right w:val="single" w:sz="4" w:space="0" w:color="FFFFFF" w:themeColor="background1"/>
+          <w:insideV w:val="nil"/>
+        </w:tcBorders>
+        <w:shd w:val="clear" w:color="auto" w:fill="549E39" w:themeFill="accent1"/>
+      </w:tcPr>
+    </w:tblStylePr>
+    <w:tblStylePr w:type="band1Vert">
+      <w:tblPr/>
+      <w:tcPr>
+        <w:shd w:val="clear" w:color="auto" w:fill="B7DFA8" w:themeFill="accent1" w:themeFillTint="66"/>
+      </w:tcPr>
+    </w:tblStylePr>
+    <w:tblStylePr w:type="band1Horz">
+      <w:tblPr/>
+      <w:tcPr>
+        <w:shd w:val="clear" w:color="auto" w:fill="B7DFA8" w:themeFill="accent1" w:themeFillTint="66"/>
+      </w:tcPr>
+    </w:tblStylePr>
+  </w:style>
 </w:styles>
 </file>
 
@@ -2986,16 +4418,12 @@
 </file>
 
 <file path=customXml/item1.xml><?xml version="1.0" encoding="utf-8"?>
-<p:properties xmlns:p="http://schemas.microsoft.com/office/2006/metadata/properties" xmlns:xsi="http://www.w3.org/2001/XMLSchema-instance" xmlns:pc="http://schemas.microsoft.com/office/infopath/2007/PartnerControls">
-  <documentManagement>
-    <_ip_UnifiedCompliancePolicyUIAction xmlns="http://schemas.microsoft.com/sharepoint/v3" xsi:nil="true"/>
-    <_ip_UnifiedCompliancePolicyProperties xmlns="http://schemas.microsoft.com/sharepoint/v3" xsi:nil="true"/>
-    <TaxCatchAll xmlns="38de0ec0-4312-429b-9ba4-a6f7899b86f2" xsi:nil="true"/>
-    <lcf76f155ced4ddcb4097134ff3c332f xmlns="21705155-b4ce-4c69-95dc-4fd6cb8c5571">
-      <Terms xmlns="http://schemas.microsoft.com/office/infopath/2007/PartnerControls"/>
-    </lcf76f155ced4ddcb4097134ff3c332f>
-  </documentManagement>
-</p:properties>
+<?mso-contentType ?>
+<FormTemplates xmlns="http://schemas.microsoft.com/sharepoint/v3/contenttype/forms">
+  <Display>DocumentLibraryForm</Display>
+  <Edit>DocumentLibraryForm</Edit>
+  <New>DocumentLibraryForm</New>
+</FormTemplates>
 </file>
 
 <file path=customXml/item2.xml><?xml version="1.0" encoding="utf-8"?>
@@ -3217,22 +4645,22 @@
 </file>
 
 <file path=customXml/item3.xml><?xml version="1.0" encoding="utf-8"?>
-<?mso-contentType ?>
-<FormTemplates xmlns="http://schemas.microsoft.com/sharepoint/v3/contenttype/forms">
-  <Display>DocumentLibraryForm</Display>
-  <Edit>DocumentLibraryForm</Edit>
-  <New>DocumentLibraryForm</New>
-</FormTemplates>
+<p:properties xmlns:p="http://schemas.microsoft.com/office/2006/metadata/properties" xmlns:xsi="http://www.w3.org/2001/XMLSchema-instance" xmlns:pc="http://schemas.microsoft.com/office/infopath/2007/PartnerControls">
+  <documentManagement>
+    <_ip_UnifiedCompliancePolicyUIAction xmlns="http://schemas.microsoft.com/sharepoint/v3" xsi:nil="true"/>
+    <_ip_UnifiedCompliancePolicyProperties xmlns="http://schemas.microsoft.com/sharepoint/v3" xsi:nil="true"/>
+    <TaxCatchAll xmlns="38de0ec0-4312-429b-9ba4-a6f7899b86f2" xsi:nil="true"/>
+    <lcf76f155ced4ddcb4097134ff3c332f xmlns="21705155-b4ce-4c69-95dc-4fd6cb8c5571">
+      <Terms xmlns="http://schemas.microsoft.com/office/infopath/2007/PartnerControls"/>
+    </lcf76f155ced4ddcb4097134ff3c332f>
+  </documentManagement>
+</p:properties>
 </file>
 
 <file path=customXml/itemProps1.xml><?xml version="1.0" encoding="utf-8"?>
-<ds:datastoreItem xmlns:ds="http://schemas.openxmlformats.org/officeDocument/2006/customXml" ds:itemID="{1B72C47D-52A6-4002-B691-BB8C99CF8F2B}">
+<ds:datastoreItem xmlns:ds="http://schemas.openxmlformats.org/officeDocument/2006/customXml" ds:itemID="{F4A0FC96-E078-42F3-AEDD-07621D6CE88A}">
   <ds:schemaRefs>
-    <ds:schemaRef ds:uri="http://schemas.microsoft.com/office/2006/metadata/properties"/>
-    <ds:schemaRef ds:uri="http://schemas.microsoft.com/office/infopath/2007/PartnerControls"/>
-    <ds:schemaRef ds:uri="http://schemas.microsoft.com/sharepoint/v3"/>
-    <ds:schemaRef ds:uri="38de0ec0-4312-429b-9ba4-a6f7899b86f2"/>
-    <ds:schemaRef ds:uri="21705155-b4ce-4c69-95dc-4fd6cb8c5571"/>
+    <ds:schemaRef ds:uri="http://schemas.microsoft.com/sharepoint/v3/contenttype/forms"/>
   </ds:schemaRefs>
 </ds:datastoreItem>
 </file>
@@ -3258,9 +4686,13 @@
 </file>
 
 <file path=customXml/itemProps3.xml><?xml version="1.0" encoding="utf-8"?>
-<ds:datastoreItem xmlns:ds="http://schemas.openxmlformats.org/officeDocument/2006/customXml" ds:itemID="{F4A0FC96-E078-42F3-AEDD-07621D6CE88A}">
+<ds:datastoreItem xmlns:ds="http://schemas.openxmlformats.org/officeDocument/2006/customXml" ds:itemID="{1B72C47D-52A6-4002-B691-BB8C99CF8F2B}">
   <ds:schemaRefs>
-    <ds:schemaRef ds:uri="http://schemas.microsoft.com/sharepoint/v3/contenttype/forms"/>
+    <ds:schemaRef ds:uri="http://schemas.microsoft.com/office/2006/metadata/properties"/>
+    <ds:schemaRef ds:uri="http://schemas.microsoft.com/office/infopath/2007/PartnerControls"/>
+    <ds:schemaRef ds:uri="http://schemas.microsoft.com/sharepoint/v3"/>
+    <ds:schemaRef ds:uri="38de0ec0-4312-429b-9ba4-a6f7899b86f2"/>
+    <ds:schemaRef ds:uri="21705155-b4ce-4c69-95dc-4fd6cb8c5571"/>
   </ds:schemaRefs>
 </ds:datastoreItem>
 </file>
